--- a/docs/files/f128_面试备考资料.docx
+++ b/docs/files/f128_面试备考资料.docx
@@ -103,7 +103,7 @@
           <w:color w:val="5A5A5A"/>
           <w:sz w:val="20"/>
         </w:rPr>
-        <w:t>生成日期：2026-10-23</w:t>
+        <w:t>生成日期：2026-10-24</w:t>
       </w:r>
     </w:p>
     <w:p>
@@ -8520,7 +8520,7 @@
           <w:color w:val="5A5A5A"/>
           <w:sz w:val="21"/>
         </w:rPr>
-        <w:t>「有一次课程小组作业，我负责数据部分，我一直到截止前一天晚上才把结果交出去，中间没有跟组员同步进度。</w:t>
+        <w:t>「社区团购那个项目，我第一版就建错了。</w:t>
       </w:r>
     </w:p>
     <w:p>
@@ -8538,7 +8538,7 @@
           <w:color w:val="5A5A5A"/>
           <w:sz w:val="21"/>
         </w:rPr>
-        <w:t>结果是他们按原来的框架写了结论，而我算出来的数据跟他们的结论方向是反的。当晚我们要么改结论要么改数据，最后赶了一个通宵重写。</w:t>
+        <w:t>第一版模型只算了距离——谁离得近谁得分高，跑出来的布局看着也合理。但算完老年覆盖率只有 53.4%，等于一半老人还是不方便。我当时第一反应是怀疑数据，回头一查才发现是模型建错了：老年人多走两百米和年轻人多走两百米，体验完全不是一回事，可我给所有人用的是同一个服务半径。</w:t>
       </w:r>
     </w:p>
     <w:p>
@@ -8556,25 +8556,7 @@
           <w:color w:val="5A5A5A"/>
           <w:sz w:val="21"/>
         </w:rPr>
-        <w:t>复盘下来两件事：一是我把「做完再交」当成了负责，其实对协作来说，</w:t>
-      </w:r>
-      <w:r>
-        <w:rPr>
-          <w:rFonts w:ascii="Calibri" w:hAnsi="Calibri" w:eastAsia="微软雅黑"/>
-          <w:b/>
-          <w:color w:val="5A5A5A"/>
-          <w:sz w:val="21"/>
-        </w:rPr>
-        <w:t>中途同步比最后交付更重要</w:t>
-      </w:r>
-      <w:r>
-        <w:rPr>
-          <w:rFonts w:ascii="Calibri" w:hAnsi="Calibri" w:eastAsia="微软雅黑"/>
-          <w:b w:val="0"/>
-          <w:color w:val="5A5A5A"/>
-          <w:sz w:val="21"/>
-        </w:rPr>
-        <w:t>；二是我当时不敢说「我还没算完」，怕被认为拖后腿。</w:t>
+        <w:t>后来我把服务半径按年龄分了档，又把电梯等待时间折进成本，覆盖率才上到 87.3%，总成本反而降了 18.7%。</w:t>
       </w:r>
     </w:p>
     <w:p>
@@ -8592,7 +8574,25 @@
           <w:color w:val="5A5A5A"/>
           <w:sz w:val="21"/>
         </w:rPr>
-        <w:t>后来我改了做法：在鱼跃做材料核对时，我每周固定发一次进度汇总，把「已完成/卡在哪/需要谁配合」三件事写清楚。这样即使我这一环慢了，别人也知道慢在哪，能提前调整。」</w:t>
+        <w:t>复盘下来一件事：</w:t>
+      </w:r>
+      <w:r>
+        <w:rPr>
+          <w:rFonts w:ascii="Calibri" w:hAnsi="Calibri" w:eastAsia="微软雅黑"/>
+          <w:b/>
+          <w:color w:val="5A5A5A"/>
+          <w:sz w:val="21"/>
+        </w:rPr>
+        <w:t>建模之前先想清楚「谁在用这个方案」</w:t>
+      </w:r>
+      <w:r>
+        <w:rPr>
+          <w:rFonts w:ascii="Calibri" w:hAnsi="Calibri" w:eastAsia="微软雅黑"/>
+          <w:b w:val="0"/>
+          <w:color w:val="5A5A5A"/>
+          <w:sz w:val="21"/>
+        </w:rPr>
+        <w:t>。指标选错，算得再准也是白算。我后来做材料核对也一样，先确认交付给谁、按什么口径验收，再动手。」</w:t>
       </w:r>
     </w:p>
     <w:p>
@@ -8676,7 +8676,7 @@
           <w:color w:val="5A5A5A"/>
           <w:sz w:val="21"/>
         </w:rPr>
-        <w:t>比如做社区团购项目时，组里有人坚持自提点要设在学校门口，理由是「学生单量高」；我算下来那个点的租金和配送成本太高，整体是亏的。当时如果直接说「你这个不对」，会变成争观点。</w:t>
+        <w:t>比如企业经营模拟那门课，我们做的是一个全球汽车品牌的销售模拟，9 个回合。每轮都要先预测各市场销量，再把有限的产能分配下去——生产哪几款、各生产多少、投哪个市场。产能是定死的，多给一个市场就要少给另一个，分歧就出在这儿：每个人盯的市场不一样，都觉得自己那边更该保。当时如果直接说「你这个不对」，就变成争观点了。</w:t>
       </w:r>
     </w:p>
     <w:p>
@@ -8694,7 +8694,7 @@
           <w:color w:val="5A5A5A"/>
           <w:sz w:val="21"/>
         </w:rPr>
-        <w:t>我的做法是把两个方案都算一遍，把成本、覆盖率、配送时长三个指标列成一张表，让数字自己说话。结果是在同样的预算下，另一个方案覆盖人数多 30%、成本低 12%。他看到表之后自己就改了。</w:t>
+        <w:t>具体哪一轮、差了多少，我已经记不清了，过去大半年了。但这个做法我一直用到现在：先把讨论拉回同一个基准——把各市场的需求预测和单位产能的产出摊到一张表上，同样是这一份产能放不同市场回报差多少、缺口在哪，一眼就能看出来。基准统一了，讨论就从「我觉得该保谁」变成「按哪个口径算」，分歧自然就小了。</w:t>
       </w:r>
     </w:p>
     <w:p>
@@ -8721,7 +8721,7 @@
           <w:color w:val="5A5A5A"/>
           <w:sz w:val="21"/>
         </w:rPr>
-        <w:t>先不做判断，先把两种方案的后果摆到同一张纸上</w:t>
+        <w:t>先不做判断，先把两种选择的后果摆到同一张纸上</w:t>
       </w:r>
       <w:r>
         <w:rPr>
@@ -10748,7 +10748,7 @@
           <w:color w:val="2B2B2B"/>
           <w:sz w:val="22"/>
         </w:rPr>
-        <w:t>• ✅ 正确说法：「我不擅长靠人情推事，这一点我认。但计划岗的推动力本来就不该来自人情，应该来自数据。我举个例子：做社区团购项目时，组里有人坚持一个我认为成本过高的选址方案，我没有去争，而是把两个方案的成本、覆盖率、配送时长算成一张表，他看到数字自己就改了。</w:t>
+        <w:t>• ✅ 正确说法：「我不擅长靠人情推事，这一点我认。但计划岗的推动力本来就不该来自人情，应该来自数据。我举个例子：企业经营模拟那门课，我们做的是全球汽车品牌的销售模拟，9 个回合，每轮都要在产能固定的前提下决定生产哪几款、各多少、投哪个市场。有一轮在产能往哪边倾斜上争得比较久，各人盯的市场不同。我没去劝谁，把各市场的需求预测和单位产能产出列到一张表上，同一个基准一摆，分歧就小了。具体数字我记不清了，但这个做法我一直用。</w:t>
       </w:r>
       <w:r>
         <w:rPr>
@@ -10757,7 +10757,7 @@
           <w:color w:val="2B2B2B"/>
           <w:sz w:val="22"/>
         </w:rPr>
-        <w:t>我的方式是先把影响面算清楚再开口</w:t>
+        <w:t>我的方式是先把两边的账算到同一张表上再开口</w:t>
       </w:r>
       <w:r>
         <w:rPr>
